--- a/Blok4_Patryk_Piorunowicz_Inzynieria_Danych.docx
+++ b/Blok4_Patryk_Piorunowicz_Inzynieria_Danych.docx
@@ -97,11 +97,13 @@
         <w:pStyle w:val="Nagwek2"/>
         <w:rPr>
           <w:rFonts w:ascii="Times New Roman" w:hAnsi="Times New Roman" w:cs="Times New Roman"/>
+          <w:lang w:val="pl-PL"/>
         </w:rPr>
       </w:pPr>
       <w:r>
         <w:rPr>
           <w:rFonts w:ascii="Times New Roman" w:hAnsi="Times New Roman" w:cs="Times New Roman"/>
+          <w:lang w:val="pl-PL"/>
         </w:rPr>
         <w:t>1. Wstęp i metryka pliku</w:t>
       </w:r>
@@ -110,27 +112,49 @@
       <w:pPr>
         <w:rPr>
           <w:rFonts w:ascii="Times New Roman" w:hAnsi="Times New Roman" w:cs="Times New Roman"/>
+          <w:lang w:val="pl-PL"/>
         </w:rPr>
       </w:pPr>
       <w:r>
         <w:rPr>
           <w:rFonts w:ascii="Times New Roman" w:hAnsi="Times New Roman" w:cs="Times New Roman"/>
-        </w:rPr>
-        <w:t>Plik źródłowy: pp.pcapng</w:t>
-      </w:r>
+          <w:lang w:val="pl-PL"/>
+        </w:rPr>
+        <w:t xml:space="preserve">Plik źródłowy: </w:t>
+      </w:r>
+      <w:proofErr w:type="spellStart"/>
+      <w:r>
+        <w:rPr>
+          <w:rFonts w:ascii="Times New Roman" w:hAnsi="Times New Roman" w:cs="Times New Roman"/>
+          <w:lang w:val="pl-PL"/>
+        </w:rPr>
+        <w:t>pp.pcapng</w:t>
+      </w:r>
+      <w:proofErr w:type="spellEnd"/>
     </w:p>
     <w:p>
       <w:pPr>
         <w:rPr>
           <w:rFonts w:ascii="Times New Roman" w:hAnsi="Times New Roman" w:cs="Times New Roman"/>
+          <w:lang w:val="pl-PL"/>
         </w:rPr>
       </w:pPr>
       <w:r>
         <w:rPr>
           <w:rFonts w:ascii="Times New Roman" w:hAnsi="Times New Roman" w:cs="Times New Roman"/>
-        </w:rPr>
-        <w:t>Narzędzia: Wireshark</w:t>
-      </w:r>
+          <w:lang w:val="pl-PL"/>
+        </w:rPr>
+        <w:t xml:space="preserve">Narzędzia: </w:t>
+      </w:r>
+      <w:proofErr w:type="spellStart"/>
+      <w:r>
+        <w:rPr>
+          <w:rFonts w:ascii="Times New Roman" w:hAnsi="Times New Roman" w:cs="Times New Roman"/>
+          <w:lang w:val="pl-PL"/>
+        </w:rPr>
+        <w:t>Wireshark</w:t>
+      </w:r>
+      <w:proofErr w:type="spellEnd"/>
     </w:p>
     <w:p>
       <w:pPr>
@@ -167,19 +191,27 @@
           <w:lang w:val="pl-PL"/>
         </w:rPr>
         <w:br/>
-        <w:t>Celem analizy było przechwycenie</w:t>
-      </w:r>
-      <w:r>
+        <w:t>Celem analizy było przechwycenie oraz analiza ruchu sieciowego, identyfikacja aktywności użytkownika, analiza przesyłanych danych HTTP, odzyskanie obiektów przesyłanych w sieci oraz wykrycie potencjalnych anomalii i zagrożeń bezpieczeństwa.</w:t>
+      </w:r>
+    </w:p>
+    <w:p>
+      <w:pPr>
+        <w:pStyle w:val="Nagwek2"/>
         <w:rPr>
           <w:rFonts w:ascii="Times New Roman" w:hAnsi="Times New Roman" w:cs="Times New Roman"/>
           <w:lang w:val="pl-PL"/>
         </w:rPr>
-        <w:t xml:space="preserve"> oraz analiza ruchu sieciowego, identyfikacja aktywności użytkownika, analiza przesyłanych danych HTTP, odzyskanie obiektów przesyłanych w sieci oraz wykrycie potencjalnych anomalii i zagrożeń bezpieczeństwa.</w:t>
+      </w:pPr>
+      <w:r>
+        <w:rPr>
+          <w:rFonts w:ascii="Times New Roman" w:hAnsi="Times New Roman" w:cs="Times New Roman"/>
+          <w:lang w:val="pl-PL"/>
+        </w:rPr>
+        <w:t>2. Część 1 – Charakterystyka badanego hosta</w:t>
       </w:r>
     </w:p>
     <w:p>
       <w:pPr>
-        <w:pStyle w:val="Nagwek2"/>
         <w:rPr>
           <w:rFonts w:ascii="Times New Roman" w:hAnsi="Times New Roman" w:cs="Times New Roman"/>
           <w:lang w:val="pl-PL"/>
@@ -190,152 +222,123 @@
           <w:rFonts w:ascii="Times New Roman" w:hAnsi="Times New Roman" w:cs="Times New Roman"/>
           <w:lang w:val="pl-PL"/>
         </w:rPr>
-        <w:t>2. Część 1 – Charakterystyka badanego hosta</w:t>
+        <w:t>Adres IP hosta: 10.3.8.5</w:t>
+      </w:r>
+      <w:r>
+        <w:rPr>
+          <w:rFonts w:ascii="Times New Roman" w:hAnsi="Times New Roman" w:cs="Times New Roman"/>
+          <w:lang w:val="pl-PL"/>
+        </w:rPr>
+        <w:br/>
+        <w:t>Adres MAC: bc:5f:f4:46:3a:5f</w:t>
+      </w:r>
+      <w:r>
+        <w:rPr>
+          <w:rFonts w:ascii="Times New Roman" w:hAnsi="Times New Roman" w:cs="Times New Roman"/>
+          <w:lang w:val="pl-PL"/>
+        </w:rPr>
+        <w:br/>
+        <w:t>User-Agent: Microsoft-</w:t>
+      </w:r>
+      <w:proofErr w:type="spellStart"/>
+      <w:r>
+        <w:rPr>
+          <w:rFonts w:ascii="Times New Roman" w:hAnsi="Times New Roman" w:cs="Times New Roman"/>
+          <w:lang w:val="pl-PL"/>
+        </w:rPr>
+        <w:t>CryptoAPI</w:t>
+      </w:r>
+      <w:proofErr w:type="spellEnd"/>
+      <w:r>
+        <w:rPr>
+          <w:rFonts w:ascii="Times New Roman" w:hAnsi="Times New Roman" w:cs="Times New Roman"/>
+          <w:lang w:val="pl-PL"/>
+        </w:rPr>
+        <w:t>/10.0</w:t>
       </w:r>
     </w:p>
     <w:p>
       <w:pPr>
         <w:rPr>
           <w:rFonts w:ascii="Times New Roman" w:hAnsi="Times New Roman" w:cs="Times New Roman"/>
-          <w:lang w:val="pl-PL"/>
-        </w:rPr>
-      </w:pPr>
-      <w:r>
+        </w:rPr>
+      </w:pPr>
+      <w:proofErr w:type="spellStart"/>
+      <w:r>
+        <w:rPr>
+          <w:rFonts w:ascii="Times New Roman" w:hAnsi="Times New Roman" w:cs="Times New Roman"/>
+        </w:rPr>
+        <w:t>Porty</w:t>
+      </w:r>
+      <w:proofErr w:type="spellEnd"/>
+      <w:r>
+        <w:rPr>
+          <w:rFonts w:ascii="Times New Roman" w:hAnsi="Times New Roman" w:cs="Times New Roman"/>
+        </w:rPr>
+        <w:t xml:space="preserve"> TCP:</w:t>
+      </w:r>
+      <w:r>
+        <w:rPr>
+          <w:rFonts w:ascii="Times New Roman" w:hAnsi="Times New Roman" w:cs="Times New Roman"/>
+        </w:rPr>
+        <w:br/>
+        <w:t>• Source Port: 50338</w:t>
+      </w:r>
+      <w:r>
+        <w:rPr>
+          <w:rFonts w:ascii="Times New Roman" w:hAnsi="Times New Roman" w:cs="Times New Roman"/>
+        </w:rPr>
+        <w:br/>
+        <w:t>• Destination Port: 3128</w:t>
+      </w:r>
+    </w:p>
+    <w:p>
+      <w:pPr>
+        <w:rPr>
+          <w:rFonts w:ascii="Times New Roman" w:hAnsi="Times New Roman" w:cs="Times New Roman"/>
+        </w:rPr>
+      </w:pPr>
+      <w:r>
+        <w:rPr>
+          <w:rFonts w:ascii="Times New Roman" w:hAnsi="Times New Roman" w:cs="Times New Roman"/>
+        </w:rPr>
+        <w:t>Analiza DNS:</w:t>
+      </w:r>
+      <w:r>
+        <w:rPr>
+          <w:rFonts w:ascii="Times New Roman" w:hAnsi="Times New Roman" w:cs="Times New Roman"/>
+        </w:rPr>
+        <w:br/>
+        <w:t>• www.bing.com</w:t>
+      </w:r>
+      <w:r>
+        <w:rPr>
+          <w:rFonts w:ascii="Times New Roman" w:hAnsi="Times New Roman" w:cs="Times New Roman"/>
+        </w:rPr>
+        <w:br/>
+        <w:t>• static.oferteo.pl</w:t>
+      </w:r>
+      <w:r>
+        <w:rPr>
+          <w:rFonts w:ascii="Times New Roman" w:hAnsi="Times New Roman" w:cs="Times New Roman"/>
+        </w:rPr>
+        <w:br/>
+        <w:t>• v10.events.data.microsoft.com</w:t>
+      </w:r>
+    </w:p>
+    <w:p>
+      <w:pPr>
         <w:rPr>
           <w:rFonts w:ascii="Times New Roman" w:hAnsi="Times New Roman" w:cs="Times New Roman"/>
           <w:lang w:val="pl-PL"/>
         </w:rPr>
-        <w:t>Adr</w:t>
-      </w:r>
+      </w:pPr>
       <w:r>
         <w:rPr>
           <w:rFonts w:ascii="Times New Roman" w:hAnsi="Times New Roman" w:cs="Times New Roman"/>
           <w:lang w:val="pl-PL"/>
         </w:rPr>
-        <w:t>es IP hosta: 10.3.8.5</w:t>
-      </w:r>
-      <w:r>
-        <w:rPr>
-          <w:rFonts w:ascii="Times New Roman" w:hAnsi="Times New Roman" w:cs="Times New Roman"/>
-          <w:lang w:val="pl-PL"/>
-        </w:rPr>
-        <w:br/>
-        <w:t>Adres MAC: bc:5f:f4:46:3a:5f</w:t>
-      </w:r>
-      <w:r>
-        <w:rPr>
-          <w:rFonts w:ascii="Times New Roman" w:hAnsi="Times New Roman" w:cs="Times New Roman"/>
-          <w:lang w:val="pl-PL"/>
-        </w:rPr>
-        <w:br/>
-        <w:t>User-Agent: Microsoft-</w:t>
-      </w:r>
-      <w:proofErr w:type="spellStart"/>
-      <w:r>
-        <w:rPr>
-          <w:rFonts w:ascii="Times New Roman" w:hAnsi="Times New Roman" w:cs="Times New Roman"/>
-          <w:lang w:val="pl-PL"/>
-        </w:rPr>
-        <w:t>CryptoAPI</w:t>
-      </w:r>
-      <w:proofErr w:type="spellEnd"/>
-      <w:r>
-        <w:rPr>
-          <w:rFonts w:ascii="Times New Roman" w:hAnsi="Times New Roman" w:cs="Times New Roman"/>
-          <w:lang w:val="pl-PL"/>
-        </w:rPr>
-        <w:t>/10.0</w:t>
-      </w:r>
-    </w:p>
-    <w:p>
-      <w:pPr>
-        <w:rPr>
-          <w:rFonts w:ascii="Times New Roman" w:hAnsi="Times New Roman" w:cs="Times New Roman"/>
-        </w:rPr>
-      </w:pPr>
-      <w:proofErr w:type="spellStart"/>
-      <w:r>
-        <w:rPr>
-          <w:rFonts w:ascii="Times New Roman" w:hAnsi="Times New Roman" w:cs="Times New Roman"/>
-        </w:rPr>
-        <w:t>Porty</w:t>
-      </w:r>
-      <w:proofErr w:type="spellEnd"/>
-      <w:r>
-        <w:rPr>
-          <w:rFonts w:ascii="Times New Roman" w:hAnsi="Times New Roman" w:cs="Times New Roman"/>
-        </w:rPr>
-        <w:t xml:space="preserve"> TCP:</w:t>
-      </w:r>
-      <w:r>
-        <w:rPr>
-          <w:rFonts w:ascii="Times New Roman" w:hAnsi="Times New Roman" w:cs="Times New Roman"/>
-        </w:rPr>
-        <w:br/>
-        <w:t>• Source Port: 50338</w:t>
-      </w:r>
-      <w:r>
-        <w:rPr>
-          <w:rFonts w:ascii="Times New Roman" w:hAnsi="Times New Roman" w:cs="Times New Roman"/>
-        </w:rPr>
-        <w:br/>
-        <w:t>• Destination Port: 3128</w:t>
-      </w:r>
-    </w:p>
-    <w:p>
-      <w:pPr>
-        <w:rPr>
-          <w:rFonts w:ascii="Times New Roman" w:hAnsi="Times New Roman" w:cs="Times New Roman"/>
-        </w:rPr>
-      </w:pPr>
-      <w:r>
-        <w:rPr>
-          <w:rFonts w:ascii="Times New Roman" w:hAnsi="Times New Roman" w:cs="Times New Roman"/>
-        </w:rPr>
-        <w:t>Analiza DNS:</w:t>
-      </w:r>
-      <w:r>
-        <w:rPr>
-          <w:rFonts w:ascii="Times New Roman" w:hAnsi="Times New Roman" w:cs="Times New Roman"/>
-        </w:rPr>
-        <w:br/>
-        <w:t>• www.bing.com</w:t>
-      </w:r>
-      <w:r>
-        <w:rPr>
-          <w:rFonts w:ascii="Times New Roman" w:hAnsi="Times New Roman" w:cs="Times New Roman"/>
-        </w:rPr>
-        <w:br/>
-        <w:t>• static.oferteo.pl</w:t>
-      </w:r>
-      <w:r>
-        <w:rPr>
-          <w:rFonts w:ascii="Times New Roman" w:hAnsi="Times New Roman" w:cs="Times New Roman"/>
-        </w:rPr>
-        <w:br/>
-        <w:t>• v10.events.data.microsoft.com</w:t>
-      </w:r>
-    </w:p>
-    <w:p>
-      <w:pPr>
-        <w:rPr>
-          <w:rFonts w:ascii="Times New Roman" w:hAnsi="Times New Roman" w:cs="Times New Roman"/>
-          <w:lang w:val="pl-PL"/>
-        </w:rPr>
-      </w:pPr>
-      <w:r>
-        <w:rPr>
-          <w:rFonts w:ascii="Times New Roman" w:hAnsi="Times New Roman" w:cs="Times New Roman"/>
-          <w:lang w:val="pl-PL"/>
-        </w:rPr>
-        <w:t>Host 10.3.8.5 generował najwięk</w:t>
-      </w:r>
-      <w:r>
-        <w:rPr>
-          <w:rFonts w:ascii="Times New Roman" w:hAnsi="Times New Roman" w:cs="Times New Roman"/>
-          <w:lang w:val="pl-PL"/>
-        </w:rPr>
-        <w:t>szy ruch sieciowy i komunikował się z wieloma zewnętrznymi adresami IP.</w:t>
+        <w:t>Host 10.3.8.5 generował największy ruch sieciowy i komunikował się z wieloma zewnętrznymi adresami IP.</w:t>
       </w:r>
     </w:p>
     <w:p>
@@ -379,7 +382,14 @@
           <w:rFonts w:ascii="Times New Roman" w:eastAsia="Times New Roman" w:hAnsi="Times New Roman" w:cs="Times New Roman"/>
           <w:lang w:val="pl-PL" w:eastAsia="pl-PL"/>
         </w:rPr>
-        <w:t>Identyfikacja urządzenia: Podaj adres MAC oraz adres IP komputera, który wykazuje największą aktywność w pliku.</w:t>
+        <w:t>Identyfikacja urządzenia: Podaj adres MAC oraz adres IP komputera, który wykazu</w:t>
+      </w:r>
+      <w:r>
+        <w:rPr>
+          <w:rFonts w:ascii="Times New Roman" w:eastAsia="Times New Roman" w:hAnsi="Times New Roman" w:cs="Times New Roman"/>
+          <w:lang w:val="pl-PL" w:eastAsia="pl-PL"/>
+        </w:rPr>
+        <w:t>je największą aktywność w pliku</w:t>
       </w:r>
       <w:r>
         <w:rPr>
@@ -605,6 +615,7 @@
         <w:rPr>
           <w:rFonts w:ascii="Times New Roman" w:hAnsi="Times New Roman" w:cs="Times New Roman"/>
           <w:noProof/>
+          <w:lang w:val="pl-PL" w:eastAsia="pl-PL"/>
         </w:rPr>
         <w:drawing>
           <wp:anchor distT="0" distB="0" distL="114300" distR="114300" simplePos="0" relativeHeight="251659776" behindDoc="0" locked="0" layoutInCell="1" allowOverlap="1" wp14:anchorId="2BA5FC78" wp14:editId="19D34111">
@@ -1028,28 +1039,8 @@
           <w:rFonts w:ascii="Times New Roman" w:hAnsi="Times New Roman" w:cs="Times New Roman"/>
           <w:lang w:val="pl-PL"/>
         </w:rPr>
-        <w:t>W ruchu sieciowym odnaleziono żądanie HTTP typu POST przesyłające dane logowania bez szyfr</w:t>
-      </w:r>
-      <w:r>
-        <w:rPr>
-          <w:rFonts w:ascii="Times New Roman" w:hAnsi="Times New Roman" w:cs="Times New Roman"/>
-          <w:lang w:val="pl-PL"/>
-        </w:rPr>
-        <w:t>owania.</w:t>
-      </w:r>
-    </w:p>
-    <w:p>
-      <w:pPr>
-        <w:pStyle w:val="NormalnyWeb"/>
-      </w:pPr>
-    </w:p>
-    <w:p>
-      <w:pPr>
-        <w:rPr>
-          <w:rFonts w:ascii="Times New Roman" w:hAnsi="Times New Roman" w:cs="Times New Roman"/>
-          <w:lang w:val="pl-PL"/>
-        </w:rPr>
-      </w:pPr>
+        <w:t>W ruchu sieciowym odnaleziono żądanie HTTP typu POST przesyłające dane logowania bez szyfrowania.</w:t>
+      </w:r>
     </w:p>
     <w:p>
       <w:pPr>
@@ -1140,7 +1131,6 @@
           <w:rFonts w:ascii="Times New Roman" w:hAnsi="Times New Roman" w:cs="Times New Roman"/>
           <w:lang w:val="pl-PL"/>
         </w:rPr>
-        <w:lastRenderedPageBreak/>
         <w:t>Przechwycone hasło:</w:t>
       </w:r>
       <w:r>
@@ -1164,6 +1154,7 @@
           <w:rFonts w:ascii="Times New Roman" w:hAnsi="Times New Roman" w:cs="Times New Roman"/>
           <w:lang w:val="pl-PL"/>
         </w:rPr>
+        <w:lastRenderedPageBreak/>
         <w:t>Status odpowiedzi:</w:t>
       </w:r>
       <w:r>
@@ -1183,10 +1174,7 @@
         </w:rPr>
       </w:pPr>
       <w:r>
-        <w:t>Dane logowania zostały przesłane protokołem HTTP bez szyfrowani</w:t>
-      </w:r>
-      <w:r>
-        <w:t xml:space="preserve">a, dzięki czemu login i hasło były widoczne w funkcji </w:t>
+        <w:t xml:space="preserve">Dane logowania zostały przesłane protokołem HTTP bez szyfrowania, dzięki czemu login i hasło były widoczne w funkcji </w:t>
       </w:r>
       <w:proofErr w:type="spellStart"/>
       <w:r>
@@ -1463,6 +1451,7 @@
         <w:rPr>
           <w:rFonts w:ascii="Times New Roman" w:hAnsi="Times New Roman" w:cs="Times New Roman"/>
           <w:noProof/>
+          <w:lang w:val="pl-PL" w:eastAsia="pl-PL"/>
         </w:rPr>
         <w:lastRenderedPageBreak/>
         <w:drawing>
@@ -1671,14 +1660,7 @@
           <w:rFonts w:ascii="Times New Roman" w:hAnsi="Times New Roman" w:cs="Times New Roman"/>
           <w:lang w:val="pl-PL"/>
         </w:rPr>
-        <w:t>b</w:t>
-      </w:r>
-      <w:r>
-        <w:rPr>
-          <w:rFonts w:ascii="Times New Roman" w:hAnsi="Times New Roman" w:cs="Times New Roman"/>
-          <w:lang w:val="pl-PL"/>
-        </w:rPr>
-        <w:t>ytes</w:t>
+        <w:t>bytes</w:t>
       </w:r>
       <w:proofErr w:type="spellEnd"/>
       <w:r>
@@ -2228,7 +2210,16 @@
           <w:rFonts w:ascii="Times New Roman" w:eastAsia="Times New Roman" w:hAnsi="Times New Roman" w:cs="Times New Roman"/>
           <w:lang w:val="pl-PL" w:eastAsia="pl-PL"/>
         </w:rPr>
-        <w:t>Zastosowanie biomedyczne: Jeśli w pliku PCAP znajdowałby się obraz RTG przesyłany protokołem DICOM bez szyfrowania, czy byłby on widoczny w sekcji "Export Objects"? Uzasadnij odpowiedź.</w:t>
+        <w:t xml:space="preserve">Zastosowanie biomedyczne: Jeśli w pliku PCAP znajdowałby się obraz RTG przesyłany protokołem DICOM bez szyfrowania, czy byłby on widoczny w sekcji "Export Objects"? </w:t>
+      </w:r>
+      <w:bookmarkStart w:id="0" w:name="_GoBack"/>
+      <w:bookmarkEnd w:id="0"/>
+      <w:r>
+        <w:rPr>
+          <w:rFonts w:ascii="Times New Roman" w:eastAsia="Times New Roman" w:hAnsi="Times New Roman" w:cs="Times New Roman"/>
+          <w:lang w:val="pl-PL" w:eastAsia="pl-PL"/>
+        </w:rPr>
+        <w:t>Uzasadnij odpowiedź.</w:t>
       </w:r>
       <w:r>
         <w:rPr>
@@ -2377,14 +2368,38 @@
           <w:rFonts w:ascii="Times New Roman" w:hAnsi="Times New Roman" w:cs="Times New Roman"/>
           <w:lang w:val="pl-PL"/>
         </w:rPr>
-        <w:t xml:space="preserve">5. </w:t>
-      </w:r>
-      <w:r>
+        <w:t>5. Część 4 – Analiza statystyczna i anomalie</w:t>
+      </w:r>
+    </w:p>
+    <w:p>
+      <w:pPr>
         <w:rPr>
           <w:rFonts w:ascii="Times New Roman" w:hAnsi="Times New Roman" w:cs="Times New Roman"/>
           <w:lang w:val="pl-PL"/>
         </w:rPr>
-        <w:t>Część 4 – Analiza statystyczna i anomalie</w:t>
+      </w:pPr>
+      <w:r>
+        <w:rPr>
+          <w:rFonts w:ascii="Times New Roman" w:hAnsi="Times New Roman" w:cs="Times New Roman"/>
+          <w:lang w:val="pl-PL"/>
+        </w:rPr>
+        <w:t xml:space="preserve">Analiza </w:t>
+      </w:r>
+      <w:proofErr w:type="spellStart"/>
+      <w:r>
+        <w:rPr>
+          <w:rFonts w:ascii="Times New Roman" w:hAnsi="Times New Roman" w:cs="Times New Roman"/>
+          <w:lang w:val="pl-PL"/>
+        </w:rPr>
+        <w:t>Protocol</w:t>
+      </w:r>
+      <w:proofErr w:type="spellEnd"/>
+      <w:r>
+        <w:rPr>
+          <w:rFonts w:ascii="Times New Roman" w:hAnsi="Times New Roman" w:cs="Times New Roman"/>
+          <w:lang w:val="pl-PL"/>
+        </w:rPr>
+        <w:t xml:space="preserve"> Hierarchy wykazała dominację protokołów HTTP oraz TCP.</w:t>
       </w:r>
     </w:p>
     <w:p>
@@ -2399,23 +2414,31 @@
           <w:rFonts w:ascii="Times New Roman" w:hAnsi="Times New Roman" w:cs="Times New Roman"/>
           <w:lang w:val="pl-PL"/>
         </w:rPr>
-        <w:t xml:space="preserve">Analiza </w:t>
-      </w:r>
-      <w:proofErr w:type="spellStart"/>
+        <w:t>Najważniejsze wartości:</w:t>
+      </w:r>
       <w:r>
         <w:rPr>
           <w:rFonts w:ascii="Times New Roman" w:hAnsi="Times New Roman" w:cs="Times New Roman"/>
           <w:lang w:val="pl-PL"/>
         </w:rPr>
-        <w:t>Protocol</w:t>
-      </w:r>
-      <w:proofErr w:type="spellEnd"/>
+        <w:br/>
+        <w:t>• IPv4: około 2.9%</w:t>
+      </w:r>
       <w:r>
         <w:rPr>
           <w:rFonts w:ascii="Times New Roman" w:hAnsi="Times New Roman" w:cs="Times New Roman"/>
           <w:lang w:val="pl-PL"/>
         </w:rPr>
-        <w:t xml:space="preserve"> Hierarchy wykazała dominację protokołów HTTP oraz TCP.</w:t>
+        <w:br/>
+        <w:t>• TCP: około 3.0%</w:t>
+      </w:r>
+      <w:r>
+        <w:rPr>
+          <w:rFonts w:ascii="Times New Roman" w:hAnsi="Times New Roman" w:cs="Times New Roman"/>
+          <w:lang w:val="pl-PL"/>
+        </w:rPr>
+        <w:br/>
+        <w:t>• HTTP: około 18.4%</w:t>
       </w:r>
     </w:p>
     <w:p>
@@ -2430,53 +2453,7 @@
           <w:rFonts w:ascii="Times New Roman" w:hAnsi="Times New Roman" w:cs="Times New Roman"/>
           <w:lang w:val="pl-PL"/>
         </w:rPr>
-        <w:t>Najważniejsze wartości:</w:t>
-      </w:r>
-      <w:r>
-        <w:rPr>
-          <w:rFonts w:ascii="Times New Roman" w:hAnsi="Times New Roman" w:cs="Times New Roman"/>
-          <w:lang w:val="pl-PL"/>
-        </w:rPr>
-        <w:br/>
-        <w:t>• IPv4: około 2.9%</w:t>
-      </w:r>
-      <w:r>
-        <w:rPr>
-          <w:rFonts w:ascii="Times New Roman" w:hAnsi="Times New Roman" w:cs="Times New Roman"/>
-          <w:lang w:val="pl-PL"/>
-        </w:rPr>
-        <w:br/>
-        <w:t>• TCP: około 3.0%</w:t>
-      </w:r>
-      <w:r>
-        <w:rPr>
-          <w:rFonts w:ascii="Times New Roman" w:hAnsi="Times New Roman" w:cs="Times New Roman"/>
-          <w:lang w:val="pl-PL"/>
-        </w:rPr>
-        <w:br/>
-        <w:t>• HTTP: około 18.4%</w:t>
-      </w:r>
-    </w:p>
-    <w:p>
-      <w:pPr>
-        <w:rPr>
-          <w:rFonts w:ascii="Times New Roman" w:hAnsi="Times New Roman" w:cs="Times New Roman"/>
-          <w:lang w:val="pl-PL"/>
-        </w:rPr>
-      </w:pPr>
-      <w:r>
-        <w:rPr>
-          <w:rFonts w:ascii="Times New Roman" w:hAnsi="Times New Roman" w:cs="Times New Roman"/>
-          <w:lang w:val="pl-PL"/>
-        </w:rPr>
-        <w:t>Wykryto dużą liczbę pakietów TCP SYN bez odpowiedzi ACK. Host</w:t>
-      </w:r>
-      <w:r>
-        <w:rPr>
-          <w:rFonts w:ascii="Times New Roman" w:hAnsi="Times New Roman" w:cs="Times New Roman"/>
-          <w:lang w:val="pl-PL"/>
-        </w:rPr>
-        <w:t xml:space="preserve"> próbował łączyć się z wieloma portami i adresami IP.</w:t>
+        <w:t>Wykryto dużą liczbę pakietów TCP SYN bez odpowiedzi ACK. Host próbował łączyć się z wieloma portami i adresami IP.</w:t>
       </w:r>
     </w:p>
     <w:p>
@@ -2740,6 +2717,7 @@
         <w:rPr>
           <w:rFonts w:ascii="Times New Roman" w:hAnsi="Times New Roman" w:cs="Times New Roman"/>
           <w:noProof/>
+          <w:lang w:val="pl-PL" w:eastAsia="pl-PL"/>
         </w:rPr>
         <w:drawing>
           <wp:anchor distT="0" distB="0" distL="114300" distR="114300" simplePos="0" relativeHeight="251638272" behindDoc="0" locked="0" layoutInCell="1" allowOverlap="1" wp14:anchorId="512AB591" wp14:editId="6E844B8C">
@@ -2904,14 +2882,30 @@
           <w:lang w:val="pl-PL"/>
         </w:rPr>
         <w:br/>
-        <w:t>W przypadku używania</w:t>
-      </w:r>
-      <w:r>
+        <w:t>W przypadku używania protokołu HTTP dane przesyłane są jawnym tekstem. Dzięki temu możliwe było odczytanie loginu i hasła użytkownika.</w:t>
+      </w:r>
+    </w:p>
+    <w:p>
+      <w:pPr>
         <w:rPr>
           <w:rFonts w:ascii="Times New Roman" w:hAnsi="Times New Roman" w:cs="Times New Roman"/>
           <w:lang w:val="pl-PL"/>
         </w:rPr>
-        <w:t xml:space="preserve"> protokołu HTTP dane przesyłane są jawnym tekstem. Dzięki temu możliwe było odczytanie loginu i hasła użytkownika.</w:t>
+      </w:pPr>
+      <w:r>
+        <w:rPr>
+          <w:rFonts w:ascii="Times New Roman" w:hAnsi="Times New Roman" w:cs="Times New Roman"/>
+          <w:lang w:val="pl-PL"/>
+        </w:rPr>
+        <w:t>Kontekst inżynierski:</w:t>
+      </w:r>
+      <w:r>
+        <w:rPr>
+          <w:rFonts w:ascii="Times New Roman" w:hAnsi="Times New Roman" w:cs="Times New Roman"/>
+          <w:lang w:val="pl-PL"/>
+        </w:rPr>
+        <w:br/>
+        <w:t>Przechwycenie komend sterujących urządzeniem medycznym mogłoby stanowić zagrożenie dla zdrowia i życia pacjenta.</w:t>
       </w:r>
     </w:p>
     <w:p>
@@ -2926,7 +2920,7 @@
           <w:rFonts w:ascii="Times New Roman" w:hAnsi="Times New Roman" w:cs="Times New Roman"/>
           <w:lang w:val="pl-PL"/>
         </w:rPr>
-        <w:t>Kontekst inżynierski:</w:t>
+        <w:t>Rekomendacja:</w:t>
       </w:r>
       <w:r>
         <w:rPr>
@@ -2934,47 +2928,15 @@
           <w:lang w:val="pl-PL"/>
         </w:rPr>
         <w:br/>
-        <w:t>Przechwycenie komend sterujących urządzeniem medycznym mogłoby stanowić zagrożenie dla zdrowia i życia pacjenta.</w:t>
-      </w:r>
-    </w:p>
-    <w:p>
-      <w:pPr>
+        <w:t xml:space="preserve">Zaleca się stosowanie szyfrowania HTTPS/TLS </w:t>
+      </w:r>
+      <w:r>
         <w:rPr>
           <w:rFonts w:ascii="Times New Roman" w:hAnsi="Times New Roman" w:cs="Times New Roman"/>
           <w:lang w:val="pl-PL"/>
         </w:rPr>
-      </w:pPr>
-      <w:r>
-        <w:rPr>
-          <w:rFonts w:ascii="Times New Roman" w:hAnsi="Times New Roman" w:cs="Times New Roman"/>
-          <w:lang w:val="pl-PL"/>
-        </w:rPr>
-        <w:t>Rekome</w:t>
-      </w:r>
-      <w:r>
-        <w:rPr>
-          <w:rFonts w:ascii="Times New Roman" w:hAnsi="Times New Roman" w:cs="Times New Roman"/>
-          <w:lang w:val="pl-PL"/>
-        </w:rPr>
-        <w:t>ndacja:</w:t>
-      </w:r>
-      <w:r>
-        <w:rPr>
-          <w:rFonts w:ascii="Times New Roman" w:hAnsi="Times New Roman" w:cs="Times New Roman"/>
-          <w:lang w:val="pl-PL"/>
-        </w:rPr>
-        <w:br/>
-        <w:t xml:space="preserve">Zaleca się stosowanie szyfrowania HTTPS/TLS </w:t>
-      </w:r>
-      <w:r>
-        <w:rPr>
-          <w:rFonts w:ascii="Times New Roman" w:hAnsi="Times New Roman" w:cs="Times New Roman"/>
-          <w:lang w:val="pl-PL"/>
-        </w:rPr>
         <w:t>.</w:t>
       </w:r>
-      <w:bookmarkStart w:id="0" w:name="_GoBack"/>
-      <w:bookmarkEnd w:id="0"/>
     </w:p>
     <w:p>
       <w:pPr>
@@ -17034,7 +16996,7 @@
 </file>
 
 <file path=customXml/itemProps1.xml><?xml version="1.0" encoding="utf-8"?>
-<ds:datastoreItem xmlns:ds="http://schemas.openxmlformats.org/officeDocument/2006/customXml" ds:itemID="{1EDA2C05-FA97-440D-8050-5707CABB7579}">
+<ds:datastoreItem xmlns:ds="http://schemas.openxmlformats.org/officeDocument/2006/customXml" ds:itemID="{6E54B0CD-F620-44FD-B036-B345071EEB59}">
   <ds:schemaRefs>
     <ds:schemaRef ds:uri="http://schemas.openxmlformats.org/officeDocument/2006/bibliography"/>
   </ds:schemaRefs>
